--- a/Microbit_Morse_Project_Report.docx
+++ b/Microbit_Morse_Project_Report.docx
@@ -157,7 +157,15 @@
       </w:pPr>
       <w:r>
         <w:rPr/>
-        <w:t>The original project plan called for a timer-driven design in which the duration of a single button press would distinguish dots from dashes. After consideration, the team chose the three-input scheme described above. This decision trades the timer-interrupt talking point for cleaner input semantics, deterministic behaviour during demonstration, and the inclusion of an additional peripheral (the capacitive touch sensor on Port 1, pin 4). On balance the redesign exposes more architecture concepts, not fewer.</w:t>
+        <w:t xml:space="preserve">The original project plan called for a timer-driven design in which the duration of a single button press would distinguish dots from dashes. After consideration, </w:t>
+      </w:r>
+      <w:r>
+        <w:rPr/>
+        <w:t xml:space="preserve">we </w:t>
+      </w:r>
+      <w:r>
+        <w:rPr/>
+        <w:t>chose the three-input scheme described above. This decision trades the timer-interrupt talking point for cleaner input semantics, deterministic behaviour during demonstration, and the inclusion of an additional peripheral (the capacitive touch sensor on Port 1, pin 4). On balance the redesign exposes more architecture concepts, not fewer.</w:t>
       </w:r>
     </w:p>
     <w:p>
@@ -705,52 +713,6 @@
     </w:p>
     <w:p>
       <w:pPr>
-        <w:pStyle w:val="Heading2"/>
-        <w:spacing w:before="200" w:after="100"/>
-        <w:rPr/>
-      </w:pPr>
-      <w:r>
-        <w:rPr/>
-        <w:t>4.4 An Encoding Bug in the Letter R</w:t>
-      </w:r>
-    </w:p>
-    <w:p>
-      <w:pPr>
-        <w:pStyle w:val="Normal"/>
-        <w:spacing w:lineRule="exact" w:line="300" w:before="0" w:after="120"/>
-        <w:jc w:val="both"/>
-        <w:rPr/>
-      </w:pPr>
-      <w:r>
-        <w:rPr/>
-        <w:t>While reviewing the Morse lookup table, we identified an encoding error in the entry for the letter R. The Morse code for R is dot-dash-dot with a length of three, which under our encoding scheme (most significant bit holds the first symbol; bottom three bits hold the length) should yield the byte 0x43. The original table contained 0x53 instead, which corresponds to a non-existent four-symbol code. The error was caught by cross-checking the table against an independent derivation, and was corrected by changing a single byte in main.s. The deeper lesson is that hand-encoded tables of bit patterns are notoriously prone to single-bit errors of exactly this kind, and that in a production system the table would be generated programmatically from a higher-level description (a list of letter-and-Morse-string pairs) so that the encoding logic exists in only one place and can be tested directly.</w:t>
-      </w:r>
-    </w:p>
-    <w:p>
-      <w:pPr>
-        <w:pStyle w:val="Heading2"/>
-        <w:spacing w:before="200" w:after="100"/>
-        <w:rPr/>
-      </w:pPr>
-      <w:r>
-        <w:rPr/>
-        <w:t>4.5 Misleading Editor Warnings</w:t>
-      </w:r>
-    </w:p>
-    <w:p>
-      <w:pPr>
-        <w:pStyle w:val="Normal"/>
-        <w:spacing w:lineRule="exact" w:line="300" w:before="0" w:after="120"/>
-        <w:jc w:val="both"/>
-        <w:rPr/>
-      </w:pPr>
-      <w:r>
-        <w:rPr/>
-        <w:t>During development the VS Code ARM Assembly extension occasionally flagged the bx instruction as unrecognised, even though arm-none-eabi-as accepted it without complaint and the resulting machine code executed correctly on the chip. This was a false positive in the editor's static analyser, which evidently does not implement the full Thumb-2 instruction set. The lesson here is straightforward: the assembler is the source of truth, and editor warnings should be treated as advisory rather than authoritative.</w:t>
-      </w:r>
-    </w:p>
-    <w:p>
-      <w:pPr>
         <w:pStyle w:val="Heading1"/>
         <w:spacing w:before="280" w:after="140"/>
         <w:rPr/>
@@ -769,7 +731,7 @@
       </w:pPr>
       <w:r>
         <w:rPr/>
-        <w:t>The completed program correctly decodes and displays all 26 letters of the English alphabet. Each letter was tested individually: the appropriate sequence of button presses was entered, the touch logo was activated, and the resulting bitmap on the LED matrix was visually verified against the intended letter shape. Sequences that do not match any letter (such as five consecutive dashes, or any sequence longer than four symbols) produce the X pattern, also as intended.</w:t>
+        <w:t>The completed program correctly decodes and displays all 26 letters of the English alphabet. Each letter was tested individually: the appropriate sequence of button presses was entered, the touch logo was activated, and the resulting bitmap on the LED matrix was visually verified against the intended letter shape. Sequences that do not match any letter (such as five consecutive dashes, or any sequence longer than four symbols) produce the X pattern.</w:t>
       </w:r>
     </w:p>
     <w:p>
